--- a/docx/บทที่1.docx
+++ b/docx/บทที่1.docx
@@ -753,7 +753,7 @@
           <w:rFonts w:hint="cs"/>
           <w:cs/>
         </w:rPr>
-        <w:t>ดูรายละเอียดข้อมูลที่เกี่ยวกับพนักงานในร้าน</w:t>
+        <w:t>ดูรายละเอียดข้อมูลพนักงาน</w:t>
       </w:r>
     </w:p>
     <w:p>
@@ -771,7 +771,7 @@
           <w:rFonts w:hint="cs"/>
           <w:cs/>
         </w:rPr>
-        <w:t>สามารถเพิ่ม ลบ แก้ไข ข้อมูลต่าง ๆ ของพนักงาน</w:t>
+        <w:t>สามารถเพิ่ม ลบ แก้ไข ข้อมูลของพนักงาน</w:t>
       </w:r>
     </w:p>
     <w:p>
@@ -820,7 +820,14 @@
           <w:rFonts w:hint="cs"/>
           <w:cs/>
         </w:rPr>
-        <w:t>ดูรายละเอียดข้อมูลที่เกี่ยวกับพนักงานในร้าน</w:t>
+        <w:t>ดูรายละเอียดข้อมูล</w:t>
+      </w:r>
+      <w:r>
+        <w:rPr>
+          <w:rFonts w:hint="cs"/>
+          <w:cs/>
+        </w:rPr>
+        <w:t>สมาชิก</w:t>
       </w:r>
     </w:p>
     <w:p>
@@ -838,7 +845,7 @@
           <w:rFonts w:hint="cs"/>
           <w:cs/>
         </w:rPr>
-        <w:t>สามารถเพิ่ม ลบ แก้ไข ข้อมูลต่าง ๆ ของสมาชิก</w:t>
+        <w:t>สามารถเพิ่ม ลบ แก้ไข ข้อมูลของสมาชิก</w:t>
       </w:r>
     </w:p>
     <w:p>
@@ -889,7 +896,7 @@
           <w:rFonts w:hint="cs"/>
           <w:cs/>
         </w:rPr>
-        <w:t>เพิ่ม ลบ แก้ไข ข้อมูลเกี่ยวกับ</w:t>
+        <w:t>เพิ่ม ลบ แก้ไข ข้อมูล</w:t>
       </w:r>
       <w:r>
         <w:rPr>
@@ -919,7 +926,7 @@
           <w:rFonts w:hint="cs"/>
           <w:cs/>
         </w:rPr>
-        <w:t>องทางร้าน</w:t>
+        <w:t>องร้าน</w:t>
       </w:r>
     </w:p>
     <w:p>
@@ -937,7 +944,21 @@
           <w:rFonts w:hint="cs"/>
           <w:cs/>
         </w:rPr>
-        <w:t>สามารถเลือกเปิดปิดรายการบริการและ</w:t>
+        <w:t>สามารถเลือกเปิดปิด</w:t>
+      </w:r>
+      <w:r>
+        <w:rPr>
+          <w:rFonts w:hint="cs"/>
+          <w:cs/>
+        </w:rPr>
+        <w:t>สถานะ</w:t>
+      </w:r>
+      <w:r>
+        <w:rPr>
+          <w:rFonts w:hint="cs"/>
+          <w:cs/>
+        </w:rPr>
+        <w:t>บริการและ</w:t>
       </w:r>
       <w:proofErr w:type="spellStart"/>
       <w:r>
@@ -995,7 +1016,53 @@
           <w:rFonts w:hint="cs"/>
           <w:cs/>
         </w:rPr>
-        <w:t>สามารถตรวจสอบการจองของลูกค้าได้ว่าจองไว้ใน วัน/เดือน/ปี ที่เท่าไหร่</w:t>
+        <w:t>สามารถตรวจสอบ</w:t>
+      </w:r>
+      <w:r>
+        <w:rPr>
+          <w:rFonts w:hint="cs"/>
+          <w:cs/>
+        </w:rPr>
+        <w:t xml:space="preserve"> </w:t>
+      </w:r>
+      <w:r>
+        <w:rPr>
+          <w:rFonts w:hint="cs"/>
+          <w:cs/>
+        </w:rPr>
+        <w:t>วัน/เดือน/ปี</w:t>
+      </w:r>
+      <w:r>
+        <w:rPr>
+          <w:rFonts w:hint="cs"/>
+          <w:cs/>
+        </w:rPr>
+        <w:t xml:space="preserve"> การจอง</w:t>
+      </w:r>
+    </w:p>
+    <w:p>
+      <w:pPr>
+        <w:pStyle w:val="ListParagraph"/>
+        <w:numPr>
+          <w:ilvl w:val="1"/>
+          <w:numId w:val="2"/>
+        </w:numPr>
+        <w:spacing w:line="240" w:lineRule="auto"/>
+        <w:jc w:val="thaiDistribute"/>
+      </w:pPr>
+      <w:r>
+        <w:rPr>
+          <w:rFonts w:hint="cs"/>
+          <w:cs/>
+        </w:rPr>
+        <w:t>สามารถปรับสถานะการจอง</w:t>
+      </w:r>
+      <w:r>
+        <w:rPr>
+          <w:rFonts w:hint="cs"/>
+          <w:cs/>
+        </w:rPr>
+        <w:t xml:space="preserve"> </w:t>
       </w:r>
     </w:p>
     <w:p>
@@ -1031,7 +1098,30 @@
           <w:rFonts w:hint="cs"/>
           <w:cs/>
         </w:rPr>
-        <w:t>สามารถตรวจสอบประวัติการใช้บริการของลูกค้าได้ว่าลูกค้าแต่ละคนเคยใช้บริการอะไรของทางร้านไปบ้าง</w:t>
+        <w:t>สามารถตรวจสอบประวัติการใช้บริการ</w:t>
+      </w:r>
+      <w:r>
+        <w:rPr>
+          <w:rFonts w:hint="cs"/>
+          <w:cs/>
+        </w:rPr>
+        <w:t>และ</w:t>
+      </w:r>
+      <w:proofErr w:type="spellStart"/>
+      <w:r>
+        <w:rPr>
+          <w:rFonts w:hint="cs"/>
+          <w:cs/>
+        </w:rPr>
+        <w:t>แพ็กเกจ</w:t>
+      </w:r>
+      <w:proofErr w:type="spellEnd"/>
+      <w:r>
+        <w:rPr>
+          <w:rFonts w:hint="cs"/>
+          <w:cs/>
+        </w:rPr>
+        <w:t>ของลูกค้าได้</w:t>
       </w:r>
     </w:p>
     <w:p>
@@ -1093,16 +1183,17 @@
         <w:rPr>
           <w:cs/>
         </w:rPr>
-        <w:t>สมัครสมาชิก</w:t>
+        <w:t>เข้าสู่ระบบ</w:t>
       </w:r>
       <w:r>
         <w:t xml:space="preserve"> / </w:t>
       </w:r>
       <w:r>
         <w:rPr>
-          <w:cs/>
-        </w:rPr>
-        <w:t>เข้าสู่ระบบ</w:t>
+          <w:rFonts w:hint="cs"/>
+          <w:cs/>
+        </w:rPr>
+        <w:t>แก้ไขข้อมูล</w:t>
       </w:r>
     </w:p>
     <w:p>
@@ -1128,7 +1219,10 @@
           <w:rFonts w:hint="cs"/>
           <w:cs/>
         </w:rPr>
-        <w:t>สามารถสมัครสมาชิกได้โดยในข้อมูลส่วนตัวของลูกค้า เช่น ชื่อ สกุล เพศ อายุ เบอร์โทร</w:t>
+        <w:t xml:space="preserve">สามารถเข้าสู่ระบบได้ด้วย </w:t>
+      </w:r>
+      <w:r>
+        <w:t>Line</w:t>
       </w:r>
     </w:p>
     <w:p>
@@ -1154,7 +1248,14 @@
           <w:rFonts w:hint="cs"/>
           <w:cs/>
         </w:rPr>
-        <w:t>สามารถเข้าสู่ระบบเพื่อใช้งานทางระบบได้</w:t>
+        <w:t>สามารถ</w:t>
+      </w:r>
+      <w:r>
+        <w:rPr>
+          <w:rFonts w:hint="cs"/>
+          <w:cs/>
+        </w:rPr>
+        <w:t>แก้ไขข้อมูลส่วนตัวได้</w:t>
       </w:r>
     </w:p>
     <w:p>
@@ -1229,7 +1330,7 @@
           <w:rFonts w:hint="cs"/>
           <w:cs/>
         </w:rPr>
-        <w:t>ดูรายละเอียดของ</w:t>
+        <w:t>ดู</w:t>
       </w:r>
       <w:r>
         <w:rPr>
@@ -1252,28 +1353,33 @@
           <w:rFonts w:hint="cs"/>
           <w:cs/>
         </w:rPr>
-        <w:t xml:space="preserve">ต่าง ๆ และ วัน/เดือน/ปี </w:t>
-      </w:r>
-      <w:r>
-        <w:rPr>
-          <w:rFonts w:hint="cs"/>
-          <w:cs/>
-        </w:rPr>
-        <w:t>คิวที่ว่างในการให้บริการ</w:t>
-      </w:r>
-      <w:r>
-        <w:rPr>
-          <w:rFonts w:hint="cs"/>
-          <w:cs/>
-        </w:rPr>
-        <w:t>เพื่อทำการจอง</w:t>
-      </w:r>
-      <w:r>
-        <w:rPr>
-          <w:rFonts w:hint="cs"/>
-          <w:cs/>
-        </w:rPr>
-        <w:t>บริการ</w:t>
+        <w:t>ได้</w:t>
+      </w:r>
+    </w:p>
+    <w:p>
+      <w:pPr>
+        <w:pStyle w:val="ListParagraph"/>
+        <w:numPr>
+          <w:ilvl w:val="0"/>
+          <w:numId w:val="3"/>
+        </w:numPr>
+        <w:tabs>
+          <w:tab w:val="left" w:pos="720"/>
+          <w:tab w:val="left" w:pos="1440"/>
+          <w:tab w:val="left" w:pos="2160"/>
+          <w:tab w:val="left" w:pos="2880"/>
+          <w:tab w:val="left" w:pos="3600"/>
+          <w:tab w:val="center" w:pos="4153"/>
+        </w:tabs>
+        <w:spacing w:line="240" w:lineRule="auto"/>
+        <w:jc w:val="thaiDistribute"/>
+      </w:pPr>
+      <w:r>
+        <w:rPr>
+          <w:rFonts w:hint="cs"/>
+          <w:cs/>
+        </w:rPr>
+        <w:t>การจอง</w:t>
       </w:r>
     </w:p>
     <w:p>
@@ -1299,14 +1405,7 @@
           <w:rFonts w:hint="cs"/>
           <w:cs/>
         </w:rPr>
-        <w:t>สรุปรายละเอียดของ</w:t>
-      </w:r>
-      <w:r>
-        <w:rPr>
-          <w:rFonts w:hint="cs"/>
-          <w:cs/>
-        </w:rPr>
-        <w:t>บริการและ</w:t>
+        <w:t>สามารถจองบริการและ</w:t>
       </w:r>
       <w:proofErr w:type="spellStart"/>
       <w:r>
@@ -1322,35 +1421,7 @@
           <w:rFonts w:hint="cs"/>
           <w:cs/>
         </w:rPr>
-        <w:t>ที่ทำการ</w:t>
-      </w:r>
-      <w:r>
-        <w:rPr>
-          <w:rFonts w:hint="cs"/>
-          <w:cs/>
-        </w:rPr>
-        <w:t>เลือก</w:t>
-      </w:r>
-      <w:r>
-        <w:rPr>
-          <w:rFonts w:hint="cs"/>
-          <w:cs/>
-        </w:rPr>
-        <w:t>จองไว้และ</w:t>
-      </w:r>
-      <w:r>
-        <w:rPr>
-          <w:rFonts w:hint="cs"/>
-          <w:cs/>
-        </w:rPr>
-        <w:t>สรุปยอด</w:t>
-      </w:r>
-      <w:r>
-        <w:rPr>
-          <w:rFonts w:hint="cs"/>
-          <w:cs/>
-        </w:rPr>
-        <w:t>ราคาที่ต้องชำระ</w:t>
+        <w:t>ได้</w:t>
       </w:r>
     </w:p>
     <w:p>
@@ -1376,11 +1447,30 @@
           <w:rFonts w:hint="cs"/>
           <w:cs/>
         </w:rPr>
-        <w:t>สามารถตรวจดูประวัติที่เคยมาใช้บริการกับทางร้านได้</w:t>
-      </w:r>
-    </w:p>
-    <w:p>
-      <w:pPr>
+        <w:t xml:space="preserve">สามารถเลือก </w:t>
+      </w:r>
+      <w:r>
+        <w:rPr>
+          <w:rFonts w:hint="cs"/>
+          <w:cs/>
+        </w:rPr>
+        <w:t>วัน/เดือน/ปี</w:t>
+      </w:r>
+      <w:r>
+        <w:rPr>
+          <w:rFonts w:hint="cs"/>
+          <w:cs/>
+        </w:rPr>
+        <w:t xml:space="preserve"> การจองได้</w:t>
+      </w:r>
+    </w:p>
+    <w:p>
+      <w:pPr>
+        <w:pStyle w:val="ListParagraph"/>
+        <w:numPr>
+          <w:ilvl w:val="1"/>
+          <w:numId w:val="3"/>
+        </w:numPr>
         <w:tabs>
           <w:tab w:val="left" w:pos="720"/>
           <w:tab w:val="left" w:pos="1440"/>
@@ -1391,10 +1481,39 @@
         </w:tabs>
         <w:spacing w:line="240" w:lineRule="auto"/>
         <w:jc w:val="thaiDistribute"/>
-      </w:pPr>
-    </w:p>
-    <w:p>
-      <w:pPr>
+        <w:rPr>
+          <w:rFonts w:hint="cs"/>
+        </w:rPr>
+      </w:pPr>
+      <w:r>
+        <w:rPr>
+          <w:rFonts w:hint="cs"/>
+          <w:cs/>
+        </w:rPr>
+        <w:t>สามารถดู</w:t>
+      </w:r>
+      <w:r>
+        <w:rPr>
+          <w:rFonts w:hint="cs"/>
+          <w:cs/>
+        </w:rPr>
+        <w:t>สรุปยอด</w:t>
+      </w:r>
+      <w:r>
+        <w:rPr>
+          <w:rFonts w:hint="cs"/>
+          <w:cs/>
+        </w:rPr>
+        <w:t>ที่ต้องชำระ</w:t>
+      </w:r>
+    </w:p>
+    <w:p>
+      <w:pPr>
+        <w:pStyle w:val="ListParagraph"/>
+        <w:numPr>
+          <w:ilvl w:val="1"/>
+          <w:numId w:val="3"/>
+        </w:numPr>
         <w:tabs>
           <w:tab w:val="left" w:pos="720"/>
           <w:tab w:val="left" w:pos="1440"/>
@@ -1406,6 +1525,20 @@
         <w:spacing w:line="240" w:lineRule="auto"/>
         <w:jc w:val="thaiDistribute"/>
       </w:pPr>
+      <w:r>
+        <w:rPr>
+          <w:rFonts w:hint="cs"/>
+          <w:cs/>
+        </w:rPr>
+        <w:t>สามารถดูประวัติ</w:t>
+      </w:r>
+      <w:r>
+        <w:rPr>
+          <w:rFonts w:hint="cs"/>
+          <w:cs/>
+        </w:rPr>
+        <w:t>การจองย้อนหลัง</w:t>
+      </w:r>
     </w:p>
     <w:p>
       <w:pPr>
@@ -1433,9 +1566,34 @@
         </w:tabs>
         <w:spacing w:line="240" w:lineRule="auto"/>
         <w:jc w:val="thaiDistribute"/>
-        <w:rPr>
-          <w:rFonts w:hint="cs"/>
-        </w:rPr>
+      </w:pPr>
+    </w:p>
+    <w:p>
+      <w:pPr>
+        <w:tabs>
+          <w:tab w:val="left" w:pos="720"/>
+          <w:tab w:val="left" w:pos="1440"/>
+          <w:tab w:val="left" w:pos="2160"/>
+          <w:tab w:val="left" w:pos="2880"/>
+          <w:tab w:val="left" w:pos="3600"/>
+          <w:tab w:val="center" w:pos="4153"/>
+        </w:tabs>
+        <w:spacing w:line="240" w:lineRule="auto"/>
+        <w:jc w:val="thaiDistribute"/>
+      </w:pPr>
+    </w:p>
+    <w:p>
+      <w:pPr>
+        <w:tabs>
+          <w:tab w:val="left" w:pos="720"/>
+          <w:tab w:val="left" w:pos="1440"/>
+          <w:tab w:val="left" w:pos="2160"/>
+          <w:tab w:val="left" w:pos="2880"/>
+          <w:tab w:val="left" w:pos="3600"/>
+          <w:tab w:val="center" w:pos="4153"/>
+        </w:tabs>
+        <w:spacing w:line="240" w:lineRule="auto"/>
+        <w:jc w:val="thaiDistribute"/>
       </w:pPr>
     </w:p>
     <w:p>
@@ -2449,7 +2607,7 @@
                     </wp:anchor>
                   </w:drawing>
                 </mc:Choice>
-                <mc:Fallback xmlns:oel="http://schemas.microsoft.com/office/2019/extlst" xmlns:w16du="http://schemas.microsoft.com/office/word/2023/wordml/word16du">
+                <mc:Fallback xmlns:w16du="http://schemas.microsoft.com/office/word/2023/wordml/word16du" xmlns:oel="http://schemas.microsoft.com/office/2019/extlst">
                   <w:pict>
                     <v:shapetype w14:anchorId="013E900C" id="_x0000_t32" coordsize="21600,21600" o:spt="32" o:oned="t" path="m,l21600,21600e" filled="f">
                       <v:path arrowok="t" fillok="f" o:connecttype="none"/>
@@ -2673,7 +2831,7 @@
                     </wp:anchor>
                   </w:drawing>
                 </mc:Choice>
-                <mc:Fallback xmlns:oel="http://schemas.microsoft.com/office/2019/extlst" xmlns:w16du="http://schemas.microsoft.com/office/word/2023/wordml/word16du">
+                <mc:Fallback xmlns:w16du="http://schemas.microsoft.com/office/word/2023/wordml/word16du" xmlns:oel="http://schemas.microsoft.com/office/2019/extlst">
                   <w:pict>
                     <v:shape w14:anchorId="271BB654" id="Straight Arrow Connector 3" o:spid="_x0000_s1026" type="#_x0000_t32" style="position:absolute;margin-left:2pt;margin-top:11.65pt;width:39.7pt;height:0;flip:y;z-index:251661312;visibility:visible;mso-wrap-style:square;mso-width-percent:0;mso-height-percent:0;mso-wrap-distance-left:9pt;mso-wrap-distance-top:0;mso-wrap-distance-right:9pt;mso-wrap-distance-bottom:0;mso-position-horizontal:absolute;mso-position-horizontal-relative:text;mso-position-vertical:absolute;mso-position-vertical-relative:text;mso-width-percent:0;mso-height-percent:0;mso-width-relative:margin;mso-height-relative:margin" o:gfxdata="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" strokecolor="black [3213]" strokeweight=".5pt">
                       <v:stroke startarrow="block" endarrow="block" joinstyle="miter"/>
@@ -2887,7 +3045,7 @@
                     </wp:anchor>
                   </w:drawing>
                 </mc:Choice>
-                <mc:Fallback xmlns:oel="http://schemas.microsoft.com/office/2019/extlst" xmlns:w16du="http://schemas.microsoft.com/office/word/2023/wordml/word16du">
+                <mc:Fallback xmlns:w16du="http://schemas.microsoft.com/office/word/2023/wordml/word16du" xmlns:oel="http://schemas.microsoft.com/office/2019/extlst">
                   <w:pict>
                     <v:shape w14:anchorId="1F9CC61D" id="Straight Arrow Connector 3" o:spid="_x0000_s1026" type="#_x0000_t32" style="position:absolute;margin-left:2pt;margin-top:11.65pt;width:39.65pt;height:0;flip:y;z-index:251663360;visibility:visible;mso-wrap-style:square;mso-width-percent:0;mso-height-percent:0;mso-wrap-distance-left:9pt;mso-wrap-distance-top:0;mso-wrap-distance-right:9pt;mso-wrap-distance-bottom:0;mso-position-horizontal:absolute;mso-position-horizontal-relative:text;mso-position-vertical:absolute;mso-position-vertical-relative:text;mso-width-percent:0;mso-height-percent:0;mso-width-relative:margin;mso-height-relative:margin" o:gfxdata="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" strokecolor="black [3213]" strokeweight=".5pt">
                       <v:stroke startarrow="block" endarrow="block" joinstyle="miter"/>
@@ -3112,7 +3270,7 @@
                     </wp:anchor>
                   </w:drawing>
                 </mc:Choice>
-                <mc:Fallback xmlns:oel="http://schemas.microsoft.com/office/2019/extlst" xmlns:w16du="http://schemas.microsoft.com/office/word/2023/wordml/word16du">
+                <mc:Fallback xmlns:w16du="http://schemas.microsoft.com/office/word/2023/wordml/word16du" xmlns:oel="http://schemas.microsoft.com/office/2019/extlst">
                   <w:pict>
                     <v:shape w14:anchorId="64A73522" id="Straight Arrow Connector 3" o:spid="_x0000_s1026" type="#_x0000_t32" style="position:absolute;margin-left:.3pt;margin-top:12.3pt;width:39.7pt;height:0;flip:y;z-index:251665408;visibility:visible;mso-wrap-style:square;mso-width-percent:0;mso-height-percent:0;mso-wrap-distance-left:9pt;mso-wrap-distance-top:0;mso-wrap-distance-right:9pt;mso-wrap-distance-bottom:0;mso-position-horizontal:absolute;mso-position-horizontal-relative:text;mso-position-vertical:absolute;mso-position-vertical-relative:text;mso-width-percent:0;mso-height-percent:0;mso-width-relative:margin;mso-height-relative:margin" o:gfxdata="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" strokecolor="black [3213]" strokeweight=".5pt">
                       <v:stroke startarrow="block" endarrow="block" joinstyle="miter"/>
@@ -3335,7 +3493,7 @@
                     </wp:anchor>
                   </w:drawing>
                 </mc:Choice>
-                <mc:Fallback xmlns:oel="http://schemas.microsoft.com/office/2019/extlst" xmlns:w16du="http://schemas.microsoft.com/office/word/2023/wordml/word16du">
+                <mc:Fallback xmlns:w16du="http://schemas.microsoft.com/office/word/2023/wordml/word16du" xmlns:oel="http://schemas.microsoft.com/office/2019/extlst">
                   <w:pict>
                     <v:shape w14:anchorId="0281AE8A" id="Straight Arrow Connector 3" o:spid="_x0000_s1026" type="#_x0000_t32" style="position:absolute;margin-left:0;margin-top:10.65pt;width:39.7pt;height:0;flip:y;z-index:251667456;visibility:visible;mso-wrap-style:square;mso-width-percent:0;mso-height-percent:0;mso-wrap-distance-left:9pt;mso-wrap-distance-top:0;mso-wrap-distance-right:9pt;mso-wrap-distance-bottom:0;mso-position-horizontal:absolute;mso-position-horizontal-relative:text;mso-position-vertical:absolute;mso-position-vertical-relative:text;mso-width-percent:0;mso-height-percent:0;mso-width-relative:margin;mso-height-relative:margin" o:gfxdata="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" strokecolor="black [3213]" strokeweight=".5pt">
                       <v:stroke startarrow="block" endarrow="block" joinstyle="miter"/>
@@ -3561,7 +3719,7 @@
                     </wp:anchor>
                   </w:drawing>
                 </mc:Choice>
-                <mc:Fallback xmlns:oel="http://schemas.microsoft.com/office/2019/extlst" xmlns:w16du="http://schemas.microsoft.com/office/word/2023/wordml/word16du">
+                <mc:Fallback xmlns:w16du="http://schemas.microsoft.com/office/word/2023/wordml/word16du" xmlns:oel="http://schemas.microsoft.com/office/2019/extlst">
                   <w:pict>
                     <v:shape w14:anchorId="3191931C" id="Straight Arrow Connector 3" o:spid="_x0000_s1026" type="#_x0000_t32" style="position:absolute;margin-left:.4pt;margin-top:11.35pt;width:110.55pt;height:0;flip:y;z-index:251669504;visibility:visible;mso-wrap-style:square;mso-width-percent:0;mso-height-percent:0;mso-wrap-distance-left:9pt;mso-wrap-distance-top:0;mso-wrap-distance-right:9pt;mso-wrap-distance-bottom:0;mso-position-horizontal:absolute;mso-position-horizontal-relative:text;mso-position-vertical:absolute;mso-position-vertical-relative:text;mso-width-percent:0;mso-height-percent:0;mso-width-relative:margin;mso-height-relative:margin" o:gfxdata="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" strokecolor="black [3213]" strokeweight=".5pt">
                       <v:stroke startarrow="block" endarrow="block" joinstyle="miter"/>
@@ -3831,7 +3989,7 @@
                     </wp:anchor>
                   </w:drawing>
                 </mc:Choice>
-                <mc:Fallback xmlns:oel="http://schemas.microsoft.com/office/2019/extlst" xmlns:w16du="http://schemas.microsoft.com/office/word/2023/wordml/word16du">
+                <mc:Fallback xmlns:w16du="http://schemas.microsoft.com/office/word/2023/wordml/word16du" xmlns:oel="http://schemas.microsoft.com/office/2019/extlst">
                   <w:pict>
                     <v:shapetype w14:anchorId="655330CE" id="_x0000_t32" coordsize="21600,21600" o:spt="32" o:oned="t" path="m,l21600,21600e" filled="f">
                       <v:path arrowok="t" fillok="f" o:connecttype="none"/>
@@ -3980,7 +4138,7 @@
                     </wp:anchor>
                   </w:drawing>
                 </mc:Choice>
-                <mc:Fallback xmlns:oel="http://schemas.microsoft.com/office/2019/extlst" xmlns:w16du="http://schemas.microsoft.com/office/word/2023/wordml/word16du">
+                <mc:Fallback xmlns:w16du="http://schemas.microsoft.com/office/word/2023/wordml/word16du" xmlns:oel="http://schemas.microsoft.com/office/2019/extlst">
                   <w:pict>
                     <v:shape w14:anchorId="7B93E66A" id="Straight Arrow Connector 3" o:spid="_x0000_s1026" type="#_x0000_t32" style="position:absolute;margin-left:3.7pt;margin-top:11.15pt;width:170.05pt;height:0;flip:y;z-index:251677696;visibility:visible;mso-wrap-style:square;mso-width-percent:0;mso-height-percent:0;mso-wrap-distance-left:9pt;mso-wrap-distance-top:0;mso-wrap-distance-right:9pt;mso-wrap-distance-bottom:0;mso-position-horizontal:absolute;mso-position-horizontal-relative:text;mso-position-vertical:absolute;mso-position-vertical-relative:text;mso-width-percent:0;mso-height-percent:0;mso-width-relative:margin;mso-height-relative:margin" o:gfxdata="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" strokecolor="black [3213]" strokeweight=".5pt">
                       <v:stroke startarrow="block" endarrow="block" joinstyle="miter"/>
@@ -4197,7 +4355,7 @@
                     </wp:anchor>
                   </w:drawing>
                 </mc:Choice>
-                <mc:Fallback xmlns:oel="http://schemas.microsoft.com/office/2019/extlst" xmlns:w16du="http://schemas.microsoft.com/office/word/2023/wordml/word16du">
+                <mc:Fallback xmlns:w16du="http://schemas.microsoft.com/office/word/2023/wordml/word16du" xmlns:oel="http://schemas.microsoft.com/office/2019/extlst">
                   <w:pict>
                     <v:shape w14:anchorId="52CE0736" id="Straight Arrow Connector 3" o:spid="_x0000_s1026" type="#_x0000_t32" style="position:absolute;margin-left:3.85pt;margin-top:11.9pt;width:170.1pt;height:0;flip:y;z-index:251675648;visibility:visible;mso-wrap-style:square;mso-width-percent:0;mso-height-percent:0;mso-wrap-distance-left:9pt;mso-wrap-distance-top:0;mso-wrap-distance-right:9pt;mso-wrap-distance-bottom:0;mso-position-horizontal:absolute;mso-position-horizontal-relative:text;mso-position-vertical:absolute;mso-position-vertical-relative:text;mso-width-percent:0;mso-height-percent:0;mso-width-relative:margin;mso-height-relative:margin" o:gfxdata="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" strokecolor="black [3213]" strokeweight=".5pt">
                       <v:stroke startarrow="block" endarrow="block" joinstyle="miter"/>
@@ -4649,6 +4807,9 @@
       <w:pPr>
         <w:spacing w:line="240" w:lineRule="auto"/>
         <w:ind w:left="720" w:firstLine="720"/>
+        <w:rPr>
+          <w:cs/>
+        </w:rPr>
       </w:pPr>
       <w:r>
         <w:rPr>
@@ -4676,38 +4837,6 @@
           <w:cs/>
         </w:rPr>
         <w:t>ใช้เป็นฐานข้อมูลหลักของระบบ</w:t>
-      </w:r>
-    </w:p>
-    <w:p>
-      <w:pPr>
-        <w:spacing w:line="240" w:lineRule="auto"/>
-        <w:ind w:left="720" w:firstLine="720"/>
-        <w:rPr>
-          <w:cs/>
-        </w:rPr>
-      </w:pPr>
-      <w:r>
-        <w:rPr>
-          <w:cs/>
-        </w:rPr>
-        <w:t xml:space="preserve">5) </w:t>
-      </w:r>
-      <w:proofErr w:type="spellStart"/>
-      <w:r>
-        <w:t>VueJS</w:t>
-      </w:r>
-      <w:proofErr w:type="spellEnd"/>
-      <w:r>
-        <w:t xml:space="preserve"> </w:t>
-      </w:r>
-      <w:r>
-        <w:rPr>
-          <w:cs/>
-        </w:rPr>
-        <w:t>ใช้ในการสร้างและจัดการส่วนติดต่อกับผู้ใช้ (</w:t>
-      </w:r>
-      <w:r>
-        <w:t>User Interface)</w:t>
       </w:r>
     </w:p>
     <w:sectPr>

--- a/docx/บทที่1.docx
+++ b/docx/บทที่1.docx
@@ -845,7 +845,7 @@
           <w:rFonts w:hint="cs"/>
           <w:cs/>
         </w:rPr>
-        <w:t>สามารถเพิ่ม ลบ แก้ไข ข้อมูลของสมาชิก</w:t>
+        <w:t>สามารถแก้ไข ข้อมูลของสมาชิก</w:t>
       </w:r>
     </w:p>
     <w:p>
@@ -1023,21 +1023,7 @@
           <w:rFonts w:hint="cs"/>
           <w:cs/>
         </w:rPr>
-        <w:t xml:space="preserve"> </w:t>
-      </w:r>
-      <w:r>
-        <w:rPr>
-          <w:rFonts w:hint="cs"/>
-          <w:cs/>
-        </w:rPr>
-        <w:t>วัน/เดือน/ปี</w:t>
-      </w:r>
-      <w:r>
-        <w:rPr>
-          <w:rFonts w:hint="cs"/>
-          <w:cs/>
-        </w:rPr>
-        <w:t xml:space="preserve"> การจอง</w:t>
+        <w:t xml:space="preserve"> วัน/เดือน/ปี การจอง</w:t>
       </w:r>
     </w:p>
     <w:p>
@@ -1447,21 +1433,7 @@
           <w:rFonts w:hint="cs"/>
           <w:cs/>
         </w:rPr>
-        <w:t xml:space="preserve">สามารถเลือก </w:t>
-      </w:r>
-      <w:r>
-        <w:rPr>
-          <w:rFonts w:hint="cs"/>
-          <w:cs/>
-        </w:rPr>
-        <w:t>วัน/เดือน/ปี</w:t>
-      </w:r>
-      <w:r>
-        <w:rPr>
-          <w:rFonts w:hint="cs"/>
-          <w:cs/>
-        </w:rPr>
-        <w:t xml:space="preserve"> การจองได้</w:t>
+        <w:t>สามารถเลือก วัน/เดือน/ปี การจองได้</w:t>
       </w:r>
     </w:p>
     <w:p>
@@ -1481,9 +1453,6 @@
         </w:tabs>
         <w:spacing w:line="240" w:lineRule="auto"/>
         <w:jc w:val="thaiDistribute"/>
-        <w:rPr>
-          <w:rFonts w:hint="cs"/>
-        </w:rPr>
       </w:pPr>
       <w:r>
         <w:rPr>
@@ -2607,7 +2576,7 @@
                     </wp:anchor>
                   </w:drawing>
                 </mc:Choice>
-                <mc:Fallback xmlns:w16du="http://schemas.microsoft.com/office/word/2023/wordml/word16du" xmlns:oel="http://schemas.microsoft.com/office/2019/extlst">
+                <mc:Fallback xmlns:oel="http://schemas.microsoft.com/office/2019/extlst" xmlns:w16du="http://schemas.microsoft.com/office/word/2023/wordml/word16du">
                   <w:pict>
                     <v:shapetype w14:anchorId="013E900C" id="_x0000_t32" coordsize="21600,21600" o:spt="32" o:oned="t" path="m,l21600,21600e" filled="f">
                       <v:path arrowok="t" fillok="f" o:connecttype="none"/>
@@ -2831,7 +2800,7 @@
                     </wp:anchor>
                   </w:drawing>
                 </mc:Choice>
-                <mc:Fallback xmlns:w16du="http://schemas.microsoft.com/office/word/2023/wordml/word16du" xmlns:oel="http://schemas.microsoft.com/office/2019/extlst">
+                <mc:Fallback xmlns:oel="http://schemas.microsoft.com/office/2019/extlst" xmlns:w16du="http://schemas.microsoft.com/office/word/2023/wordml/word16du">
                   <w:pict>
                     <v:shape w14:anchorId="271BB654" id="Straight Arrow Connector 3" o:spid="_x0000_s1026" type="#_x0000_t32" style="position:absolute;margin-left:2pt;margin-top:11.65pt;width:39.7pt;height:0;flip:y;z-index:251661312;visibility:visible;mso-wrap-style:square;mso-width-percent:0;mso-height-percent:0;mso-wrap-distance-left:9pt;mso-wrap-distance-top:0;mso-wrap-distance-right:9pt;mso-wrap-distance-bottom:0;mso-position-horizontal:absolute;mso-position-horizontal-relative:text;mso-position-vertical:absolute;mso-position-vertical-relative:text;mso-width-percent:0;mso-height-percent:0;mso-width-relative:margin;mso-height-relative:margin" o:gfxdata="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" strokecolor="black [3213]" strokeweight=".5pt">
                       <v:stroke startarrow="block" endarrow="block" joinstyle="miter"/>
@@ -3045,7 +3014,7 @@
                     </wp:anchor>
                   </w:drawing>
                 </mc:Choice>
-                <mc:Fallback xmlns:w16du="http://schemas.microsoft.com/office/word/2023/wordml/word16du" xmlns:oel="http://schemas.microsoft.com/office/2019/extlst">
+                <mc:Fallback xmlns:oel="http://schemas.microsoft.com/office/2019/extlst" xmlns:w16du="http://schemas.microsoft.com/office/word/2023/wordml/word16du">
                   <w:pict>
                     <v:shape w14:anchorId="1F9CC61D" id="Straight Arrow Connector 3" o:spid="_x0000_s1026" type="#_x0000_t32" style="position:absolute;margin-left:2pt;margin-top:11.65pt;width:39.65pt;height:0;flip:y;z-index:251663360;visibility:visible;mso-wrap-style:square;mso-width-percent:0;mso-height-percent:0;mso-wrap-distance-left:9pt;mso-wrap-distance-top:0;mso-wrap-distance-right:9pt;mso-wrap-distance-bottom:0;mso-position-horizontal:absolute;mso-position-horizontal-relative:text;mso-position-vertical:absolute;mso-position-vertical-relative:text;mso-width-percent:0;mso-height-percent:0;mso-width-relative:margin;mso-height-relative:margin" o:gfxdata="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" strokecolor="black [3213]" strokeweight=".5pt">
                       <v:stroke startarrow="block" endarrow="block" joinstyle="miter"/>
@@ -3270,7 +3239,7 @@
                     </wp:anchor>
                   </w:drawing>
                 </mc:Choice>
-                <mc:Fallback xmlns:w16du="http://schemas.microsoft.com/office/word/2023/wordml/word16du" xmlns:oel="http://schemas.microsoft.com/office/2019/extlst">
+                <mc:Fallback xmlns:oel="http://schemas.microsoft.com/office/2019/extlst" xmlns:w16du="http://schemas.microsoft.com/office/word/2023/wordml/word16du">
                   <w:pict>
                     <v:shape w14:anchorId="64A73522" id="Straight Arrow Connector 3" o:spid="_x0000_s1026" type="#_x0000_t32" style="position:absolute;margin-left:.3pt;margin-top:12.3pt;width:39.7pt;height:0;flip:y;z-index:251665408;visibility:visible;mso-wrap-style:square;mso-width-percent:0;mso-height-percent:0;mso-wrap-distance-left:9pt;mso-wrap-distance-top:0;mso-wrap-distance-right:9pt;mso-wrap-distance-bottom:0;mso-position-horizontal:absolute;mso-position-horizontal-relative:text;mso-position-vertical:absolute;mso-position-vertical-relative:text;mso-width-percent:0;mso-height-percent:0;mso-width-relative:margin;mso-height-relative:margin" o:gfxdata="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" strokecolor="black [3213]" strokeweight=".5pt">
                       <v:stroke startarrow="block" endarrow="block" joinstyle="miter"/>
@@ -3493,7 +3462,7 @@
                     </wp:anchor>
                   </w:drawing>
                 </mc:Choice>
-                <mc:Fallback xmlns:w16du="http://schemas.microsoft.com/office/word/2023/wordml/word16du" xmlns:oel="http://schemas.microsoft.com/office/2019/extlst">
+                <mc:Fallback xmlns:oel="http://schemas.microsoft.com/office/2019/extlst" xmlns:w16du="http://schemas.microsoft.com/office/word/2023/wordml/word16du">
                   <w:pict>
                     <v:shape w14:anchorId="0281AE8A" id="Straight Arrow Connector 3" o:spid="_x0000_s1026" type="#_x0000_t32" style="position:absolute;margin-left:0;margin-top:10.65pt;width:39.7pt;height:0;flip:y;z-index:251667456;visibility:visible;mso-wrap-style:square;mso-width-percent:0;mso-height-percent:0;mso-wrap-distance-left:9pt;mso-wrap-distance-top:0;mso-wrap-distance-right:9pt;mso-wrap-distance-bottom:0;mso-position-horizontal:absolute;mso-position-horizontal-relative:text;mso-position-vertical:absolute;mso-position-vertical-relative:text;mso-width-percent:0;mso-height-percent:0;mso-width-relative:margin;mso-height-relative:margin" o:gfxdata="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" strokecolor="black [3213]" strokeweight=".5pt">
                       <v:stroke startarrow="block" endarrow="block" joinstyle="miter"/>
@@ -3719,7 +3688,7 @@
                     </wp:anchor>
                   </w:drawing>
                 </mc:Choice>
-                <mc:Fallback xmlns:w16du="http://schemas.microsoft.com/office/word/2023/wordml/word16du" xmlns:oel="http://schemas.microsoft.com/office/2019/extlst">
+                <mc:Fallback xmlns:oel="http://schemas.microsoft.com/office/2019/extlst" xmlns:w16du="http://schemas.microsoft.com/office/word/2023/wordml/word16du">
                   <w:pict>
                     <v:shape w14:anchorId="3191931C" id="Straight Arrow Connector 3" o:spid="_x0000_s1026" type="#_x0000_t32" style="position:absolute;margin-left:.4pt;margin-top:11.35pt;width:110.55pt;height:0;flip:y;z-index:251669504;visibility:visible;mso-wrap-style:square;mso-width-percent:0;mso-height-percent:0;mso-wrap-distance-left:9pt;mso-wrap-distance-top:0;mso-wrap-distance-right:9pt;mso-wrap-distance-bottom:0;mso-position-horizontal:absolute;mso-position-horizontal-relative:text;mso-position-vertical:absolute;mso-position-vertical-relative:text;mso-width-percent:0;mso-height-percent:0;mso-width-relative:margin;mso-height-relative:margin" o:gfxdata="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" strokecolor="black [3213]" strokeweight=".5pt">
                       <v:stroke startarrow="block" endarrow="block" joinstyle="miter"/>
@@ -3989,7 +3958,7 @@
                     </wp:anchor>
                   </w:drawing>
                 </mc:Choice>
-                <mc:Fallback xmlns:w16du="http://schemas.microsoft.com/office/word/2023/wordml/word16du" xmlns:oel="http://schemas.microsoft.com/office/2019/extlst">
+                <mc:Fallback xmlns:oel="http://schemas.microsoft.com/office/2019/extlst" xmlns:w16du="http://schemas.microsoft.com/office/word/2023/wordml/word16du">
                   <w:pict>
                     <v:shapetype w14:anchorId="655330CE" id="_x0000_t32" coordsize="21600,21600" o:spt="32" o:oned="t" path="m,l21600,21600e" filled="f">
                       <v:path arrowok="t" fillok="f" o:connecttype="none"/>
@@ -4138,7 +4107,7 @@
                     </wp:anchor>
                   </w:drawing>
                 </mc:Choice>
-                <mc:Fallback xmlns:w16du="http://schemas.microsoft.com/office/word/2023/wordml/word16du" xmlns:oel="http://schemas.microsoft.com/office/2019/extlst">
+                <mc:Fallback xmlns:oel="http://schemas.microsoft.com/office/2019/extlst" xmlns:w16du="http://schemas.microsoft.com/office/word/2023/wordml/word16du">
                   <w:pict>
                     <v:shape w14:anchorId="7B93E66A" id="Straight Arrow Connector 3" o:spid="_x0000_s1026" type="#_x0000_t32" style="position:absolute;margin-left:3.7pt;margin-top:11.15pt;width:170.05pt;height:0;flip:y;z-index:251677696;visibility:visible;mso-wrap-style:square;mso-width-percent:0;mso-height-percent:0;mso-wrap-distance-left:9pt;mso-wrap-distance-top:0;mso-wrap-distance-right:9pt;mso-wrap-distance-bottom:0;mso-position-horizontal:absolute;mso-position-horizontal-relative:text;mso-position-vertical:absolute;mso-position-vertical-relative:text;mso-width-percent:0;mso-height-percent:0;mso-width-relative:margin;mso-height-relative:margin" o:gfxdata="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" strokecolor="black [3213]" strokeweight=".5pt">
                       <v:stroke startarrow="block" endarrow="block" joinstyle="miter"/>
@@ -4355,7 +4324,7 @@
                     </wp:anchor>
                   </w:drawing>
                 </mc:Choice>
-                <mc:Fallback xmlns:w16du="http://schemas.microsoft.com/office/word/2023/wordml/word16du" xmlns:oel="http://schemas.microsoft.com/office/2019/extlst">
+                <mc:Fallback xmlns:oel="http://schemas.microsoft.com/office/2019/extlst" xmlns:w16du="http://schemas.microsoft.com/office/word/2023/wordml/word16du">
                   <w:pict>
                     <v:shape w14:anchorId="52CE0736" id="Straight Arrow Connector 3" o:spid="_x0000_s1026" type="#_x0000_t32" style="position:absolute;margin-left:3.85pt;margin-top:11.9pt;width:170.1pt;height:0;flip:y;z-index:251675648;visibility:visible;mso-wrap-style:square;mso-width-percent:0;mso-height-percent:0;mso-wrap-distance-left:9pt;mso-wrap-distance-top:0;mso-wrap-distance-right:9pt;mso-wrap-distance-bottom:0;mso-position-horizontal:absolute;mso-position-horizontal-relative:text;mso-position-vertical:absolute;mso-position-vertical-relative:text;mso-width-percent:0;mso-height-percent:0;mso-width-relative:margin;mso-height-relative:margin" o:gfxdata="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" strokecolor="black [3213]" strokeweight=".5pt">
                       <v:stroke startarrow="block" endarrow="block" joinstyle="miter"/>

--- a/docx/บทที่1.docx
+++ b/docx/บทที่1.docx
@@ -717,7 +717,7 @@
         <w:rPr>
           <w:cs/>
         </w:rPr>
-        <w:t>ผู้ดูแลระบบและเจ้าหน้าที่สามารถใช้งานระบบต่างๆ ดังนี้</w:t>
+        <w:t>ผู้ดูแลระบบสามารถใช้งานระบบต่างๆ ดังนี้</w:t>
       </w:r>
     </w:p>
     <w:bookmarkEnd w:id="0"/>
@@ -1056,24 +1056,6 @@
         <w:pStyle w:val="ListParagraph"/>
         <w:numPr>
           <w:ilvl w:val="0"/>
-          <w:numId w:val="2"/>
-        </w:numPr>
-        <w:spacing w:line="240" w:lineRule="auto"/>
-        <w:jc w:val="thaiDistribute"/>
-      </w:pPr>
-      <w:r>
-        <w:rPr>
-          <w:rFonts w:hint="cs"/>
-          <w:cs/>
-        </w:rPr>
-        <w:t>ตรวจสอบประวัติการใช้บริการ</w:t>
-      </w:r>
-    </w:p>
-    <w:p>
-      <w:pPr>
-        <w:pStyle w:val="ListParagraph"/>
-        <w:numPr>
-          <w:ilvl w:val="1"/>
           <w:numId w:val="2"/>
         </w:numPr>
         <w:spacing w:line="240" w:lineRule="auto"/>
@@ -1563,6 +1545,23 @@
         </w:tabs>
         <w:spacing w:line="240" w:lineRule="auto"/>
         <w:jc w:val="thaiDistribute"/>
+      </w:pPr>
+    </w:p>
+    <w:p>
+      <w:pPr>
+        <w:tabs>
+          <w:tab w:val="left" w:pos="720"/>
+          <w:tab w:val="left" w:pos="1440"/>
+          <w:tab w:val="left" w:pos="2160"/>
+          <w:tab w:val="left" w:pos="2880"/>
+          <w:tab w:val="left" w:pos="3600"/>
+          <w:tab w:val="center" w:pos="4153"/>
+        </w:tabs>
+        <w:spacing w:line="240" w:lineRule="auto"/>
+        <w:jc w:val="thaiDistribute"/>
+        <w:rPr>
+          <w:rFonts w:hint="cs"/>
+        </w:rPr>
       </w:pPr>
     </w:p>
     <w:p>
@@ -2576,7 +2575,7 @@
                     </wp:anchor>
                   </w:drawing>
                 </mc:Choice>
-                <mc:Fallback xmlns:oel="http://schemas.microsoft.com/office/2019/extlst" xmlns:w16du="http://schemas.microsoft.com/office/word/2023/wordml/word16du">
+                <mc:Fallback xmlns:w16du="http://schemas.microsoft.com/office/word/2023/wordml/word16du" xmlns:oel="http://schemas.microsoft.com/office/2019/extlst">
                   <w:pict>
                     <v:shapetype w14:anchorId="013E900C" id="_x0000_t32" coordsize="21600,21600" o:spt="32" o:oned="t" path="m,l21600,21600e" filled="f">
                       <v:path arrowok="t" fillok="f" o:connecttype="none"/>
@@ -2800,7 +2799,7 @@
                     </wp:anchor>
                   </w:drawing>
                 </mc:Choice>
-                <mc:Fallback xmlns:oel="http://schemas.microsoft.com/office/2019/extlst" xmlns:w16du="http://schemas.microsoft.com/office/word/2023/wordml/word16du">
+                <mc:Fallback xmlns:w16du="http://schemas.microsoft.com/office/word/2023/wordml/word16du" xmlns:oel="http://schemas.microsoft.com/office/2019/extlst">
                   <w:pict>
                     <v:shape w14:anchorId="271BB654" id="Straight Arrow Connector 3" o:spid="_x0000_s1026" type="#_x0000_t32" style="position:absolute;margin-left:2pt;margin-top:11.65pt;width:39.7pt;height:0;flip:y;z-index:251661312;visibility:visible;mso-wrap-style:square;mso-width-percent:0;mso-height-percent:0;mso-wrap-distance-left:9pt;mso-wrap-distance-top:0;mso-wrap-distance-right:9pt;mso-wrap-distance-bottom:0;mso-position-horizontal:absolute;mso-position-horizontal-relative:text;mso-position-vertical:absolute;mso-position-vertical-relative:text;mso-width-percent:0;mso-height-percent:0;mso-width-relative:margin;mso-height-relative:margin" o:gfxdata="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" strokecolor="black [3213]" strokeweight=".5pt">
                       <v:stroke startarrow="block" endarrow="block" joinstyle="miter"/>
@@ -3014,7 +3013,7 @@
                     </wp:anchor>
                   </w:drawing>
                 </mc:Choice>
-                <mc:Fallback xmlns:oel="http://schemas.microsoft.com/office/2019/extlst" xmlns:w16du="http://schemas.microsoft.com/office/word/2023/wordml/word16du">
+                <mc:Fallback xmlns:w16du="http://schemas.microsoft.com/office/word/2023/wordml/word16du" xmlns:oel="http://schemas.microsoft.com/office/2019/extlst">
                   <w:pict>
                     <v:shape w14:anchorId="1F9CC61D" id="Straight Arrow Connector 3" o:spid="_x0000_s1026" type="#_x0000_t32" style="position:absolute;margin-left:2pt;margin-top:11.65pt;width:39.65pt;height:0;flip:y;z-index:251663360;visibility:visible;mso-wrap-style:square;mso-width-percent:0;mso-height-percent:0;mso-wrap-distance-left:9pt;mso-wrap-distance-top:0;mso-wrap-distance-right:9pt;mso-wrap-distance-bottom:0;mso-position-horizontal:absolute;mso-position-horizontal-relative:text;mso-position-vertical:absolute;mso-position-vertical-relative:text;mso-width-percent:0;mso-height-percent:0;mso-width-relative:margin;mso-height-relative:margin" o:gfxdata="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" strokecolor="black [3213]" strokeweight=".5pt">
                       <v:stroke startarrow="block" endarrow="block" joinstyle="miter"/>
@@ -3239,7 +3238,7 @@
                     </wp:anchor>
                   </w:drawing>
                 </mc:Choice>
-                <mc:Fallback xmlns:oel="http://schemas.microsoft.com/office/2019/extlst" xmlns:w16du="http://schemas.microsoft.com/office/word/2023/wordml/word16du">
+                <mc:Fallback xmlns:w16du="http://schemas.microsoft.com/office/word/2023/wordml/word16du" xmlns:oel="http://schemas.microsoft.com/office/2019/extlst">
                   <w:pict>
                     <v:shape w14:anchorId="64A73522" id="Straight Arrow Connector 3" o:spid="_x0000_s1026" type="#_x0000_t32" style="position:absolute;margin-left:.3pt;margin-top:12.3pt;width:39.7pt;height:0;flip:y;z-index:251665408;visibility:visible;mso-wrap-style:square;mso-width-percent:0;mso-height-percent:0;mso-wrap-distance-left:9pt;mso-wrap-distance-top:0;mso-wrap-distance-right:9pt;mso-wrap-distance-bottom:0;mso-position-horizontal:absolute;mso-position-horizontal-relative:text;mso-position-vertical:absolute;mso-position-vertical-relative:text;mso-width-percent:0;mso-height-percent:0;mso-width-relative:margin;mso-height-relative:margin" o:gfxdata="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" strokecolor="black [3213]" strokeweight=".5pt">
                       <v:stroke startarrow="block" endarrow="block" joinstyle="miter"/>
@@ -3462,7 +3461,7 @@
                     </wp:anchor>
                   </w:drawing>
                 </mc:Choice>
-                <mc:Fallback xmlns:oel="http://schemas.microsoft.com/office/2019/extlst" xmlns:w16du="http://schemas.microsoft.com/office/word/2023/wordml/word16du">
+                <mc:Fallback xmlns:w16du="http://schemas.microsoft.com/office/word/2023/wordml/word16du" xmlns:oel="http://schemas.microsoft.com/office/2019/extlst">
                   <w:pict>
                     <v:shape w14:anchorId="0281AE8A" id="Straight Arrow Connector 3" o:spid="_x0000_s1026" type="#_x0000_t32" style="position:absolute;margin-left:0;margin-top:10.65pt;width:39.7pt;height:0;flip:y;z-index:251667456;visibility:visible;mso-wrap-style:square;mso-width-percent:0;mso-height-percent:0;mso-wrap-distance-left:9pt;mso-wrap-distance-top:0;mso-wrap-distance-right:9pt;mso-wrap-distance-bottom:0;mso-position-horizontal:absolute;mso-position-horizontal-relative:text;mso-position-vertical:absolute;mso-position-vertical-relative:text;mso-width-percent:0;mso-height-percent:0;mso-width-relative:margin;mso-height-relative:margin" o:gfxdata="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" strokecolor="black [3213]" strokeweight=".5pt">
                       <v:stroke startarrow="block" endarrow="block" joinstyle="miter"/>
@@ -3688,7 +3687,7 @@
                     </wp:anchor>
                   </w:drawing>
                 </mc:Choice>
-                <mc:Fallback xmlns:oel="http://schemas.microsoft.com/office/2019/extlst" xmlns:w16du="http://schemas.microsoft.com/office/word/2023/wordml/word16du">
+                <mc:Fallback xmlns:w16du="http://schemas.microsoft.com/office/word/2023/wordml/word16du" xmlns:oel="http://schemas.microsoft.com/office/2019/extlst">
                   <w:pict>
                     <v:shape w14:anchorId="3191931C" id="Straight Arrow Connector 3" o:spid="_x0000_s1026" type="#_x0000_t32" style="position:absolute;margin-left:.4pt;margin-top:11.35pt;width:110.55pt;height:0;flip:y;z-index:251669504;visibility:visible;mso-wrap-style:square;mso-width-percent:0;mso-height-percent:0;mso-wrap-distance-left:9pt;mso-wrap-distance-top:0;mso-wrap-distance-right:9pt;mso-wrap-distance-bottom:0;mso-position-horizontal:absolute;mso-position-horizontal-relative:text;mso-position-vertical:absolute;mso-position-vertical-relative:text;mso-width-percent:0;mso-height-percent:0;mso-width-relative:margin;mso-height-relative:margin" o:gfxdata="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" strokecolor="black [3213]" strokeweight=".5pt">
                       <v:stroke startarrow="block" endarrow="block" joinstyle="miter"/>
@@ -3958,7 +3957,7 @@
                     </wp:anchor>
                   </w:drawing>
                 </mc:Choice>
-                <mc:Fallback xmlns:oel="http://schemas.microsoft.com/office/2019/extlst" xmlns:w16du="http://schemas.microsoft.com/office/word/2023/wordml/word16du">
+                <mc:Fallback xmlns:w16du="http://schemas.microsoft.com/office/word/2023/wordml/word16du" xmlns:oel="http://schemas.microsoft.com/office/2019/extlst">
                   <w:pict>
                     <v:shapetype w14:anchorId="655330CE" id="_x0000_t32" coordsize="21600,21600" o:spt="32" o:oned="t" path="m,l21600,21600e" filled="f">
                       <v:path arrowok="t" fillok="f" o:connecttype="none"/>
@@ -4107,7 +4106,7 @@
                     </wp:anchor>
                   </w:drawing>
                 </mc:Choice>
-                <mc:Fallback xmlns:oel="http://schemas.microsoft.com/office/2019/extlst" xmlns:w16du="http://schemas.microsoft.com/office/word/2023/wordml/word16du">
+                <mc:Fallback xmlns:w16du="http://schemas.microsoft.com/office/word/2023/wordml/word16du" xmlns:oel="http://schemas.microsoft.com/office/2019/extlst">
                   <w:pict>
                     <v:shape w14:anchorId="7B93E66A" id="Straight Arrow Connector 3" o:spid="_x0000_s1026" type="#_x0000_t32" style="position:absolute;margin-left:3.7pt;margin-top:11.15pt;width:170.05pt;height:0;flip:y;z-index:251677696;visibility:visible;mso-wrap-style:square;mso-width-percent:0;mso-height-percent:0;mso-wrap-distance-left:9pt;mso-wrap-distance-top:0;mso-wrap-distance-right:9pt;mso-wrap-distance-bottom:0;mso-position-horizontal:absolute;mso-position-horizontal-relative:text;mso-position-vertical:absolute;mso-position-vertical-relative:text;mso-width-percent:0;mso-height-percent:0;mso-width-relative:margin;mso-height-relative:margin" o:gfxdata="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" strokecolor="black [3213]" strokeweight=".5pt">
                       <v:stroke startarrow="block" endarrow="block" joinstyle="miter"/>
@@ -4324,7 +4323,7 @@
                     </wp:anchor>
                   </w:drawing>
                 </mc:Choice>
-                <mc:Fallback xmlns:oel="http://schemas.microsoft.com/office/2019/extlst" xmlns:w16du="http://schemas.microsoft.com/office/word/2023/wordml/word16du">
+                <mc:Fallback xmlns:w16du="http://schemas.microsoft.com/office/word/2023/wordml/word16du" xmlns:oel="http://schemas.microsoft.com/office/2019/extlst">
                   <w:pict>
                     <v:shape w14:anchorId="52CE0736" id="Straight Arrow Connector 3" o:spid="_x0000_s1026" type="#_x0000_t32" style="position:absolute;margin-left:3.85pt;margin-top:11.9pt;width:170.1pt;height:0;flip:y;z-index:251675648;visibility:visible;mso-wrap-style:square;mso-width-percent:0;mso-height-percent:0;mso-wrap-distance-left:9pt;mso-wrap-distance-top:0;mso-wrap-distance-right:9pt;mso-wrap-distance-bottom:0;mso-position-horizontal:absolute;mso-position-horizontal-relative:text;mso-position-vertical:absolute;mso-position-vertical-relative:text;mso-width-percent:0;mso-height-percent:0;mso-width-relative:margin;mso-height-relative:margin" o:gfxdata="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" strokecolor="black [3213]" strokeweight=".5pt">
                       <v:stroke startarrow="block" endarrow="block" joinstyle="miter"/>
